--- a/Диплом.docx
+++ b/Диплом.docx
@@ -12,6 +12,8 @@
           <w:szCs w:val="28"/>
         </w:rPr>
       </w:pPr>
+      <w:bookmarkStart w:id="22" w:name="_GoBack"/>
+      <w:bookmarkEnd w:id="22"/>
       <w:r>
         <w:rPr>
           <w:rFonts w:ascii="Times New Roman" w:hAnsi="Times New Roman" w:cs="Times New Roman"/>
@@ -3371,6 +3373,7 @@
         <w:pageBreakBefore w:val="0"/>
         <w:widowControl/>
         <w:numPr>
+          <w:ilvl w:val="0"/>
           <w:numId w:val="0"/>
         </w:numPr>
         <w:kinsoku/>
@@ -10183,12 +10186,6 @@
             <w:insideH w:val="single" w:color="auto" w:sz="4" w:space="0"/>
             <w:insideV w:val="single" w:color="auto" w:sz="4" w:space="0"/>
           </w:tblBorders>
-          <w:tblCellMar>
-            <w:top w:w="0" w:type="dxa"/>
-            <w:left w:w="108" w:type="dxa"/>
-            <w:bottom w:w="0" w:type="dxa"/>
-            <w:right w:w="108" w:type="dxa"/>
-          </w:tblCellMar>
         </w:tblPrEx>
         <w:trPr>
           <w:tblHeader/>
@@ -14278,6 +14275,8 @@
                       </m:rPr>
                       <w:rPr>
                         <w:rFonts w:ascii="Times New Roman" w:hAnsi="Times New Roman" w:eastAsia="sans-serif" w:cs="Times New Roman"/>
+                        <w:b w:val="0"/>
+                        <w:i w:val="0"/>
                         <w:sz w:val="28"/>
                         <w:szCs w:val="28"/>
                       </w:rPr>
@@ -14299,6 +14298,8 @@
                       </m:rPr>
                       <w:rPr>
                         <w:rFonts w:ascii="Times New Roman" w:hAnsi="Times New Roman" w:eastAsia="sans-serif" w:cs="Times New Roman"/>
+                        <w:b w:val="0"/>
+                        <w:i w:val="0"/>
                         <w:sz w:val="28"/>
                         <w:szCs w:val="28"/>
                       </w:rPr>
@@ -14520,6 +14521,8 @@
                       </m:rPr>
                       <w:rPr>
                         <w:rFonts w:ascii="Times New Roman" w:hAnsi="Times New Roman" w:eastAsia="sans-serif" w:cs="Times New Roman"/>
+                        <w:b w:val="0"/>
+                        <w:i w:val="0"/>
                         <w:sz w:val="28"/>
                         <w:szCs w:val="28"/>
                       </w:rPr>
@@ -14541,6 +14544,8 @@
                       </m:rPr>
                       <w:rPr>
                         <w:rFonts w:ascii="Times New Roman" w:hAnsi="Times New Roman" w:eastAsia="sans-serif" w:cs="Times New Roman"/>
+                        <w:b w:val="0"/>
+                        <w:i w:val="0"/>
                         <w:sz w:val="28"/>
                         <w:szCs w:val="28"/>
                       </w:rPr>
@@ -14933,6 +14938,8 @@
                       </m:rPr>
                       <w:rPr>
                         <w:rFonts w:ascii="Times New Roman" w:hAnsi="Times New Roman" w:eastAsia="sans-serif" w:cs="Times New Roman"/>
+                        <w:b w:val="0"/>
+                        <w:i w:val="0"/>
                         <w:sz w:val="28"/>
                         <w:szCs w:val="28"/>
                       </w:rPr>
@@ -14954,6 +14961,8 @@
                       </m:rPr>
                       <w:rPr>
                         <w:rFonts w:ascii="Times New Roman" w:hAnsi="Times New Roman" w:eastAsia="sans-serif" w:cs="Times New Roman"/>
+                        <w:b w:val="0"/>
+                        <w:i w:val="0"/>
                         <w:sz w:val="28"/>
                         <w:szCs w:val="28"/>
                       </w:rPr>
@@ -18740,8 +18749,6 @@
           <w:szCs w:val="24"/>
         </w:rPr>
       </w:pPr>
-      <w:bookmarkStart w:id="22" w:name="_GoBack"/>
-      <w:bookmarkEnd w:id="22"/>
     </w:p>
     <w:p>
       <w:pPr>
@@ -26316,7 +26323,45 @@
               <w:sz w:val="36"/>
               <w:szCs w:val="36"/>
             </w:rPr>
-            <w:t>ДП-09.02.07-51-018-25-ПЗ</w:t>
+            <w:t>ДП-09.02.07-51-0</w:t>
+          </w:r>
+          <w:r>
+            <w:rPr>
+              <w:rFonts w:hint="default" w:ascii="Arial" w:hAnsi="Arial" w:cs="Arial"/>
+              <w:i/>
+              <w:sz w:val="36"/>
+              <w:szCs w:val="36"/>
+              <w:lang w:val="ru-RU"/>
+            </w:rPr>
+            <w:t>08</w:t>
+          </w:r>
+          <w:r>
+            <w:rPr>
+              <w:rFonts w:ascii="Arial" w:hAnsi="Arial" w:cs="Arial"/>
+              <w:i/>
+              <w:sz w:val="36"/>
+              <w:szCs w:val="36"/>
+            </w:rPr>
+            <w:t>-2</w:t>
+          </w:r>
+          <w:r>
+            <w:rPr>
+              <w:rFonts w:hint="default" w:ascii="Arial" w:hAnsi="Arial" w:cs="Arial"/>
+              <w:i/>
+              <w:sz w:val="36"/>
+              <w:szCs w:val="36"/>
+              <w:lang w:val="ru-RU"/>
+            </w:rPr>
+            <w:t>6</w:t>
+          </w:r>
+          <w:r>
+            <w:rPr>
+              <w:rFonts w:ascii="Arial" w:hAnsi="Arial" w:cs="Arial"/>
+              <w:i/>
+              <w:sz w:val="36"/>
+              <w:szCs w:val="36"/>
+            </w:rPr>
+            <w:t>-ПЗ</w:t>
           </w:r>
         </w:p>
       </w:tc>
@@ -26356,6 +26401,12 @@
           <w:insideH w:val="single" w:color="auto" w:sz="18" w:space="0"/>
           <w:insideV w:val="single" w:color="auto" w:sz="18" w:space="0"/>
         </w:tblBorders>
+        <w:tblCellMar>
+          <w:top w:w="0" w:type="dxa"/>
+          <w:left w:w="108" w:type="dxa"/>
+          <w:bottom w:w="0" w:type="dxa"/>
+          <w:right w:w="108" w:type="dxa"/>
+        </w:tblCellMar>
       </w:tblPrEx>
       <w:trPr>
         <w:trHeight w:val="255" w:hRule="atLeast"/>
